--- a/linked_docs_v0/Plan for Model Training Using Azure Machine Learning Service_V0.docx
+++ b/linked_docs_v0/Plan for Model Training Using Azure Machine Learning Service_V0.docx
@@ -238,13 +238,7 @@
           </w:tcPr>
           <w:p>
             <w:r>
-              <w:t>D</w:t>
-            </w:r>
-            <w:r>
-              <w:t>Y</w:t>
-            </w:r>
-            <w:r>
-              <w:t>0</w:t>
+              <w:t>DY0</w:t>
             </w:r>
           </w:p>
         </w:tc>
@@ -351,16 +345,7 @@
         <w:t>Responsible: Data Scientist</w:t>
       </w:r>
       <w:r>
-        <w:t xml:space="preserve"> </w:t>
-      </w:r>
-      <w:r>
-        <w:t xml:space="preserve">(code </w:t>
-      </w:r>
-      <w:r>
-        <w:t>MT</w:t>
-      </w:r>
-      <w:r>
-        <w:t>0)</w:t>
+        <w:t xml:space="preserve"> (code MT0)</w:t>
       </w:r>
       <w:r>
         <w:t xml:space="preserve"> (code EV0)</w:t>
@@ -439,10 +424,7 @@
         <w:t>Responsible: ML Engineer</w:t>
       </w:r>
       <w:r>
-        <w:t xml:space="preserve"> </w:t>
-      </w:r>
-      <w:r>
-        <w:t xml:space="preserve">(code </w:t>
+        <w:t xml:space="preserve"> (code </w:t>
       </w:r>
       <w:r>
         <w:t>DY0</w:t>
@@ -589,6 +571,85 @@
         <w:t>This plan provides a structured approach to model training and deployment using Azure Machine Learning service. By clearly defining the roles and responsibilities of the Data Scientist and ML Engineer, we ensure an efficient and effective workflow that leverages the strengths of both team members. The use of GitHub Actions further streamlines the process, enabling continuous integration and deployment for robust and scalable machine learning solutions.</w:t>
       </w:r>
     </w:p>
+    <w:p/>
+    <w:p>
+      <w:r>
+        <w:t>Reference documents</w:t>
+      </w:r>
+    </w:p>
+    <w:tbl>
+      <w:tblPr>
+        <w:tblStyle w:val="TableGrid"/>
+        <w:tblW w:w="0" w:type="auto"/>
+        <w:tblLook w:val="04A0" w:firstRow="1" w:lastRow="0" w:firstColumn="1" w:lastColumn="0" w:noHBand="0" w:noVBand="1"/>
+      </w:tblPr>
+      <w:tblGrid>
+        <w:gridCol w:w="4675"/>
+        <w:gridCol w:w="4675"/>
+      </w:tblGrid>
+      <w:tr>
+        <w:tc>
+          <w:tcPr>
+            <w:tcW w:w="4675" w:type="dxa"/>
+          </w:tcPr>
+          <w:p>
+            <w:r>
+              <w:t>Title</w:t>
+            </w:r>
+          </w:p>
+        </w:tc>
+        <w:tc>
+          <w:tcPr>
+            <w:tcW w:w="4675" w:type="dxa"/>
+          </w:tcPr>
+          <w:p>
+            <w:r>
+              <w:t>File</w:t>
+            </w:r>
+          </w:p>
+        </w:tc>
+      </w:tr>
+      <w:tr>
+        <w:tc>
+          <w:tcPr>
+            <w:tcW w:w="4675" w:type="dxa"/>
+          </w:tcPr>
+          <w:p/>
+        </w:tc>
+        <w:tc>
+          <w:tcPr>
+            <w:tcW w:w="4675" w:type="dxa"/>
+          </w:tcPr>
+          <w:p>
+            <w:r>
+              <w:t>Project Data Science Project for Remote Desktop Surveillance_v0.docx</w:t>
+            </w:r>
+          </w:p>
+        </w:tc>
+      </w:tr>
+      <w:tr>
+        <w:tc>
+          <w:tcPr>
+            <w:tcW w:w="4675" w:type="dxa"/>
+          </w:tcPr>
+          <w:p/>
+        </w:tc>
+        <w:tc>
+          <w:tcPr>
+            <w:tcW w:w="4675" w:type="dxa"/>
+          </w:tcPr>
+          <w:p>
+            <w:r>
+              <w:t>Project Specification for AI Deployment Phase</w:t>
+            </w:r>
+            <w:r>
+              <w:t>.docx</w:t>
+            </w:r>
+          </w:p>
+        </w:tc>
+      </w:tr>
+    </w:tbl>
+    <w:p/>
     <w:p/>
     <w:sectPr>
       <w:headerReference w:type="default" r:id="rId7"/>
